--- a/23642651_NguyenPhuocThinh_Tuan5.docx
+++ b/23642651_NguyenPhuocThinh_Tuan5.docx
@@ -81,62 +81,45 @@
           </w:tcPr>
           <w:p>
             <w:pPr>
-              <w:spacing w:after="60"/>
+              <w:spacing w:after="40"/>
+              <w:rPr>
+                <w:b/>
+                <w:bCs/>
+                <w:lang w:val="vi-VN"/>
+              </w:rPr>
             </w:pPr>
             <w:r>
               <w:rPr>
                 <w:b/>
                 <w:bCs/>
-                <w:color w:val="1B2A4A"/>
-                <w:sz w:val="21"/>
-                <w:szCs w:val="21"/>
+                <w:sz w:val="24"/>
+                <w:szCs w:val="24"/>
               </w:rPr>
-              <w:t>Mục tiêu tổng quát</w:t>
+              <w:t>Link</w:t>
             </w:r>
-          </w:p>
-          <w:p>
-            <w:pPr>
-              <w:spacing w:after="40"/>
-            </w:pPr>
             <w:r>
               <w:rPr>
-                <w:color w:val="333333"/>
+                <w:b/>
+                <w:bCs/>
+                <w:sz w:val="24"/>
+                <w:szCs w:val="24"/>
+                <w:lang w:val="vi-VN"/>
               </w:rPr>
-              <w:t>• Thành thạo Flexbox trong React Native: flexDirection, justifyContent, alignItems, alignSelf, flexWrap, gap.</w:t>
+              <w:t xml:space="preserve"> githuh: </w:t>
             </w:r>
-          </w:p>
-          <w:p>
-            <w:pPr>
-              <w:spacing w:after="40"/>
-            </w:pPr>
-            <w:r>
-              <w:rPr>
-                <w:color w:val="333333"/>
-              </w:rPr>
-              <w:t>• Dựng được các layout thực tế: header, danh sách sản phẩm dạng lưới (grid), badge/overlay, bottom tab bar, màn hình chi tiết sản phẩm.</w:t>
-            </w:r>
-          </w:p>
-          <w:p>
-            <w:pPr>
-              <w:spacing w:after="40"/>
-            </w:pPr>
-            <w:r>
-              <w:rPr>
-                <w:color w:val="333333"/>
-              </w:rPr>
-              <w:t>• Không đi sâu vào state, API hay điều hướng (navigation) — toàn bộ bài tập chỉ tập trung vào layout tĩnh (UI) bằng View, Text, Image, ScrollView, StyleSheet.</w:t>
-            </w:r>
-          </w:p>
-          <w:p>
-            <w:pPr>
-              <w:spacing w:after="40"/>
-            </w:pPr>
-            <w:r>
-              <w:rPr>
-                <w:color w:val="333333"/>
-              </w:rPr>
-              <w:t>• Tài liệu tham khảo bắt buộc: reactnative.dev/docs/flexbox và reactnative.dev/docs/components-and-apis.</w:t>
-            </w:r>
+            <w:hyperlink r:id="rId6" w:history="1">
+              <w:r>
+                <w:rPr>
+                  <w:rStyle w:val="Hyperlink"/>
+                  <w:b/>
+                  <w:bCs/>
+                  <w:sz w:val="24"/>
+                  <w:szCs w:val="24"/>
+                  <w:lang w:val="vi-VN"/>
+                </w:rPr>
+                <w:t>http://github.com/ngphthinh/react-native-lab</w:t>
+              </w:r>
+            </w:hyperlink>
           </w:p>
         </w:tc>
       </w:tr>
@@ -607,7 +590,7 @@
                     </pic:cNvPicPr>
                   </pic:nvPicPr>
                   <pic:blipFill>
-                    <a:blip r:embed="rId6">
+                    <a:blip r:embed="rId7">
                       <a:extLst>
                         <a:ext uri="{28A0092B-C50C-407E-A947-70E740481C1C}">
                           <a14:useLocalDpi xmlns:a14="http://schemas.microsoft.com/office/drawing/2010/main" val="0"/>
@@ -751,7 +734,6 @@
           <w:sz w:val="21"/>
           <w:szCs w:val="21"/>
         </w:rPr>
-        <w:lastRenderedPageBreak/>
         <w:t xml:space="preserve">Bài tập 2: </w:t>
       </w:r>
       <w:r>
@@ -796,6 +778,7 @@
         <w:rPr>
           <w:noProof/>
         </w:rPr>
+        <w:lastRenderedPageBreak/>
         <w:drawing>
           <wp:inline distT="0" distB="0" distL="0" distR="0" wp14:anchorId="04BBBEA1" wp14:editId="4C6BEC70">
             <wp:extent cx="4762500" cy="1946885"/>
@@ -814,7 +797,7 @@
                     </pic:cNvPicPr>
                   </pic:nvPicPr>
                   <pic:blipFill>
-                    <a:blip r:embed="rId7">
+                    <a:blip r:embed="rId8">
                       <a:extLst>
                         <a:ext uri="{28A0092B-C50C-407E-A947-70E740481C1C}">
                           <a14:useLocalDpi xmlns:a14="http://schemas.microsoft.com/office/drawing/2010/main" val="0"/>
@@ -1035,7 +1018,7 @@
                     <pic:cNvPicPr/>
                   </pic:nvPicPr>
                   <pic:blipFill>
-                    <a:blip r:embed="rId8"/>
+                    <a:blip r:embed="rId9"/>
                     <a:stretch>
                       <a:fillRect/>
                     </a:stretch>
@@ -1267,7 +1250,7 @@
                     </pic:cNvPicPr>
                   </pic:nvPicPr>
                   <pic:blipFill>
-                    <a:blip r:embed="rId9">
+                    <a:blip r:embed="rId10">
                       <a:extLst>
                         <a:ext uri="{28A0092B-C50C-407E-A947-70E740481C1C}">
                           <a14:useLocalDpi xmlns:a14="http://schemas.microsoft.com/office/drawing/2010/main" val="0"/>
@@ -1422,7 +1405,7 @@
                     <pic:cNvPicPr/>
                   </pic:nvPicPr>
                   <pic:blipFill>
-                    <a:blip r:embed="rId10"/>
+                    <a:blip r:embed="rId11"/>
                     <a:stretch>
                       <a:fillRect/>
                     </a:stretch>
@@ -1518,7 +1501,7 @@
                     </pic:cNvPicPr>
                   </pic:nvPicPr>
                   <pic:blipFill>
-                    <a:blip r:embed="rId11">
+                    <a:blip r:embed="rId12">
                       <a:extLst>
                         <a:ext uri="{28A0092B-C50C-407E-A947-70E740481C1C}">
                           <a14:useLocalDpi xmlns:a14="http://schemas.microsoft.com/office/drawing/2010/main" val="0"/>
@@ -1674,7 +1657,7 @@
                     <pic:cNvPicPr/>
                   </pic:nvPicPr>
                   <pic:blipFill>
-                    <a:blip r:embed="rId12"/>
+                    <a:blip r:embed="rId13"/>
                     <a:stretch>
                       <a:fillRect/>
                     </a:stretch>
@@ -1954,7 +1937,7 @@
                     </pic:cNvPicPr>
                   </pic:nvPicPr>
                   <pic:blipFill>
-                    <a:blip r:embed="rId13">
+                    <a:blip r:embed="rId14">
                       <a:extLst>
                         <a:ext uri="{28A0092B-C50C-407E-A947-70E740481C1C}">
                           <a14:useLocalDpi xmlns:a14="http://schemas.microsoft.com/office/drawing/2010/main" val="0"/>
@@ -2110,7 +2093,7 @@
                     <pic:cNvPicPr/>
                   </pic:nvPicPr>
                   <pic:blipFill>
-                    <a:blip r:embed="rId14"/>
+                    <a:blip r:embed="rId15"/>
                     <a:stretch>
                       <a:fillRect/>
                     </a:stretch>
@@ -2206,7 +2189,7 @@
                     </pic:cNvPicPr>
                   </pic:nvPicPr>
                   <pic:blipFill>
-                    <a:blip r:embed="rId15">
+                    <a:blip r:embed="rId16">
                       <a:extLst>
                         <a:ext uri="{28A0092B-C50C-407E-A947-70E740481C1C}">
                           <a14:useLocalDpi xmlns:a14="http://schemas.microsoft.com/office/drawing/2010/main" val="0"/>
@@ -2426,7 +2409,7 @@
                     <pic:cNvPicPr/>
                   </pic:nvPicPr>
                   <pic:blipFill>
-                    <a:blip r:embed="rId16"/>
+                    <a:blip r:embed="rId17"/>
                     <a:stretch>
                       <a:fillRect/>
                     </a:stretch>
@@ -2712,7 +2695,7 @@
                     </pic:cNvPicPr>
                   </pic:nvPicPr>
                   <pic:blipFill>
-                    <a:blip r:embed="rId17"/>
+                    <a:blip r:embed="rId18"/>
                     <a:srcRect/>
                     <a:stretch>
                       <a:fillRect/>
@@ -2849,7 +2832,7 @@
                     <pic:cNvPicPr/>
                   </pic:nvPicPr>
                   <pic:blipFill>
-                    <a:blip r:embed="rId18"/>
+                    <a:blip r:embed="rId19"/>
                     <a:stretch>
                       <a:fillRect/>
                     </a:stretch>
@@ -2955,7 +2938,7 @@
                     </pic:cNvPicPr>
                   </pic:nvPicPr>
                   <pic:blipFill>
-                    <a:blip r:embed="rId19"/>
+                    <a:blip r:embed="rId20"/>
                     <a:srcRect/>
                     <a:stretch>
                       <a:fillRect/>
@@ -3104,7 +3087,7 @@
                     <pic:cNvPicPr/>
                   </pic:nvPicPr>
                   <pic:blipFill>
-                    <a:blip r:embed="rId20"/>
+                    <a:blip r:embed="rId21"/>
                     <a:stretch>
                       <a:fillRect/>
                     </a:stretch>
@@ -3312,7 +3295,7 @@
                     </pic:cNvPicPr>
                   </pic:nvPicPr>
                   <pic:blipFill>
-                    <a:blip r:embed="rId21"/>
+                    <a:blip r:embed="rId22"/>
                     <a:srcRect/>
                     <a:stretch>
                       <a:fillRect/>
@@ -3463,7 +3446,7 @@
                     <pic:cNvPicPr/>
                   </pic:nvPicPr>
                   <pic:blipFill>
-                    <a:blip r:embed="rId22"/>
+                    <a:blip r:embed="rId23"/>
                     <a:stretch>
                       <a:fillRect/>
                     </a:stretch>
@@ -3559,7 +3542,7 @@
                     </pic:cNvPicPr>
                   </pic:nvPicPr>
                   <pic:blipFill>
-                    <a:blip r:embed="rId23"/>
+                    <a:blip r:embed="rId24"/>
                     <a:srcRect/>
                     <a:stretch>
                       <a:fillRect/>
@@ -3730,7 +3713,7 @@
                     <pic:cNvPicPr/>
                   </pic:nvPicPr>
                   <pic:blipFill>
-                    <a:blip r:embed="rId24"/>
+                    <a:blip r:embed="rId25"/>
                     <a:stretch>
                       <a:fillRect/>
                     </a:stretch>
@@ -4972,6 +4955,18 @@
       <w:szCs w:val="20"/>
     </w:rPr>
   </w:style>
+  <w:style w:type="character" w:styleId="UnresolvedMention">
+    <w:name w:val="Unresolved Mention"/>
+    <w:basedOn w:val="DefaultParagraphFont"/>
+    <w:uiPriority w:val="99"/>
+    <w:semiHidden/>
+    <w:unhideWhenUsed/>
+    <w:rsid w:val="00626DC2"/>
+    <w:rPr>
+      <w:color w:val="605E5C"/>
+      <w:shd w:val="clear" w:color="auto" w:fill="E1DFDD"/>
+    </w:rPr>
+  </w:style>
 </w:styles>
 </file>
 
